--- a/Resume.docx
+++ b/Resume.docx
@@ -382,8 +382,11 @@
           <w:lang w:val="en-US"/>
         </w:rPr>
         <w:sectPr>
+          <w:footerReference w:type="default" r:id="rId9"/>
+          <w:footerReference w:type="first" r:id="rId10"/>
           <w:pgSz w:w="11906" w:h="16838"/>
           <w:pgMar w:top="2835" w:right="1418" w:bottom="1418" w:left="2155" w:header="709" w:footer="709" w:gutter="0"/>
+          <w:pgNumType w:fmt="lowerRoman"/>
           <w:cols w:space="708"/>
           <w:titlePg/>
           <w:docGrid w:linePitch="360"/>
@@ -1928,6 +1931,7 @@
       <w:r>
         <w:rPr>
           <w:rFonts w:ascii="Times New Roman" w:hAnsi="Times New Roman" w:cs="Times New Roman"/>
+          <w:noProof/>
           <w:sz w:val="24"/>
           <w:szCs w:val="24"/>
           <w:lang w:val="en-US"/>
@@ -1948,7 +1952,7 @@
                     <pic:cNvPicPr/>
                   </pic:nvPicPr>
                   <pic:blipFill>
-                    <a:blip r:embed="rId9"/>
+                    <a:blip r:embed="rId11"/>
                     <a:stretch>
                       <a:fillRect/>
                     </a:stretch>
@@ -1984,24 +1988,14 @@
       <w:r>
         <w:t xml:space="preserve">Gambar  </w:t>
       </w:r>
-      <w:r>
-        <w:fldChar w:fldCharType="begin"/>
-      </w:r>
-      <w:r>
-        <w:instrText xml:space="preserve"> SEQ Gambar_ \* ARABIC </w:instrText>
-      </w:r>
-      <w:r>
-        <w:fldChar w:fldCharType="separate"/>
-      </w:r>
-      <w:r>
-        <w:rPr>
-          <w:noProof/>
-        </w:rPr>
-        <w:t>1</w:t>
-      </w:r>
-      <w:r>
-        <w:fldChar w:fldCharType="end"/>
-      </w:r>
+      <w:fldSimple w:instr=" SEQ Gambar_ \* ARABIC ">
+        <w:r>
+          <w:rPr>
+            <w:noProof/>
+          </w:rPr>
+          <w:t>1</w:t>
+        </w:r>
+      </w:fldSimple>
       <w:r>
         <w:t xml:space="preserve"> Bentuk Dataset Diabetes</w:t>
       </w:r>
@@ -2731,24 +2725,14 @@
       <w:r>
         <w:t xml:space="preserve">Tabel </w:t>
       </w:r>
-      <w:r>
-        <w:fldChar w:fldCharType="begin"/>
-      </w:r>
-      <w:r>
-        <w:instrText xml:space="preserve"> SEQ Tabel \* ARABIC </w:instrText>
-      </w:r>
-      <w:r>
-        <w:fldChar w:fldCharType="separate"/>
-      </w:r>
-      <w:r>
-        <w:rPr>
-          <w:noProof/>
-        </w:rPr>
-        <w:t>1</w:t>
-      </w:r>
-      <w:r>
-        <w:fldChar w:fldCharType="end"/>
-      </w:r>
+      <w:fldSimple w:instr=" SEQ Tabel \* ARABIC ">
+        <w:r>
+          <w:rPr>
+            <w:noProof/>
+          </w:rPr>
+          <w:t>1</w:t>
+        </w:r>
+      </w:fldSimple>
       <w:r>
         <w:t xml:space="preserve"> Informasi Dataset Yang digunakan</w:t>
       </w:r>
@@ -3412,6 +3396,7 @@
       <w:r>
         <w:rPr>
           <w:rFonts w:ascii="Times New Roman" w:hAnsi="Times New Roman" w:cs="Times New Roman"/>
+          <w:noProof/>
           <w:sz w:val="24"/>
           <w:szCs w:val="24"/>
         </w:rPr>
@@ -3431,7 +3416,7 @@
                     <pic:cNvPicPr/>
                   </pic:nvPicPr>
                   <pic:blipFill>
-                    <a:blip r:embed="rId10"/>
+                    <a:blip r:embed="rId12"/>
                     <a:stretch>
                       <a:fillRect/>
                     </a:stretch>
@@ -3466,24 +3451,14 @@
       <w:r>
         <w:t xml:space="preserve">Gambar  </w:t>
       </w:r>
-      <w:r>
-        <w:fldChar w:fldCharType="begin"/>
-      </w:r>
-      <w:r>
-        <w:instrText xml:space="preserve"> SEQ Gambar_ \* ARABIC </w:instrText>
-      </w:r>
-      <w:r>
-        <w:fldChar w:fldCharType="separate"/>
-      </w:r>
-      <w:r>
-        <w:rPr>
-          <w:noProof/>
-        </w:rPr>
-        <w:t>2</w:t>
-      </w:r>
-      <w:r>
-        <w:fldChar w:fldCharType="end"/>
-      </w:r>
+      <w:fldSimple w:instr=" SEQ Gambar_ \* ARABIC ">
+        <w:r>
+          <w:rPr>
+            <w:noProof/>
+          </w:rPr>
+          <w:t>2</w:t>
+        </w:r>
+      </w:fldSimple>
       <w:r>
         <w:t xml:space="preserve"> Informasi Dataset</w:t>
       </w:r>
@@ -3542,7 +3517,7 @@
                     <pic:cNvPicPr/>
                   </pic:nvPicPr>
                   <pic:blipFill>
-                    <a:blip r:embed="rId11"/>
+                    <a:blip r:embed="rId13"/>
                     <a:stretch>
                       <a:fillRect/>
                     </a:stretch>
@@ -3577,24 +3552,14 @@
       <w:r>
         <w:t xml:space="preserve">Gambar  </w:t>
       </w:r>
-      <w:r>
-        <w:fldChar w:fldCharType="begin"/>
-      </w:r>
-      <w:r>
-        <w:instrText xml:space="preserve"> SEQ Gambar_ \* ARABIC </w:instrText>
-      </w:r>
-      <w:r>
-        <w:fldChar w:fldCharType="separate"/>
-      </w:r>
-      <w:r>
-        <w:rPr>
-          <w:noProof/>
-        </w:rPr>
-        <w:t>3</w:t>
-      </w:r>
-      <w:r>
-        <w:fldChar w:fldCharType="end"/>
-      </w:r>
+      <w:fldSimple w:instr=" SEQ Gambar_ \* ARABIC ">
+        <w:r>
+          <w:rPr>
+            <w:noProof/>
+          </w:rPr>
+          <w:t>3</w:t>
+        </w:r>
+      </w:fldSimple>
       <w:r>
         <w:t xml:space="preserve"> Distribusi Kelas Dataset</w:t>
       </w:r>
@@ -3650,7 +3615,7 @@
                     <pic:cNvPicPr/>
                   </pic:nvPicPr>
                   <pic:blipFill>
-                    <a:blip r:embed="rId12"/>
+                    <a:blip r:embed="rId14"/>
                     <a:stretch>
                       <a:fillRect/>
                     </a:stretch>
@@ -3685,24 +3650,14 @@
       <w:r>
         <w:t xml:space="preserve">Gambar  </w:t>
       </w:r>
-      <w:r>
-        <w:fldChar w:fldCharType="begin"/>
-      </w:r>
-      <w:r>
-        <w:instrText xml:space="preserve"> SEQ Gambar_ \* ARABIC </w:instrText>
-      </w:r>
-      <w:r>
-        <w:fldChar w:fldCharType="separate"/>
-      </w:r>
-      <w:r>
-        <w:rPr>
-          <w:noProof/>
-        </w:rPr>
-        <w:t>4</w:t>
-      </w:r>
-      <w:r>
-        <w:fldChar w:fldCharType="end"/>
-      </w:r>
+      <w:fldSimple w:instr=" SEQ Gambar_ \* ARABIC ">
+        <w:r>
+          <w:rPr>
+            <w:noProof/>
+          </w:rPr>
+          <w:t>4</w:t>
+        </w:r>
+      </w:fldSimple>
       <w:r>
         <w:t xml:space="preserve"> Distribusi Fitur dataset</w:t>
       </w:r>
@@ -5868,6 +5823,7 @@
           <w:rFonts w:ascii="Times New Roman" w:hAnsi="Times New Roman" w:cs="Times New Roman"/>
           <w:b/>
           <w:bCs/>
+          <w:noProof/>
           <w:sz w:val="24"/>
           <w:szCs w:val="24"/>
           <w:lang w:val="en-US"/>
@@ -5888,7 +5844,7 @@
                     <pic:cNvPicPr/>
                   </pic:nvPicPr>
                   <pic:blipFill>
-                    <a:blip r:embed="rId13"/>
+                    <a:blip r:embed="rId15"/>
                     <a:stretch>
                       <a:fillRect/>
                     </a:stretch>
@@ -5926,24 +5882,14 @@
       <w:r>
         <w:t xml:space="preserve">Gambar  </w:t>
       </w:r>
-      <w:r>
-        <w:fldChar w:fldCharType="begin"/>
-      </w:r>
-      <w:r>
-        <w:instrText xml:space="preserve"> SEQ Gambar_ \* ARABIC </w:instrText>
-      </w:r>
-      <w:r>
-        <w:fldChar w:fldCharType="separate"/>
-      </w:r>
-      <w:r>
-        <w:rPr>
-          <w:noProof/>
-        </w:rPr>
-        <w:t>5</w:t>
-      </w:r>
-      <w:r>
-        <w:fldChar w:fldCharType="end"/>
-      </w:r>
+      <w:fldSimple w:instr=" SEQ Gambar_ \* ARABIC ">
+        <w:r>
+          <w:rPr>
+            <w:noProof/>
+          </w:rPr>
+          <w:t>5</w:t>
+        </w:r>
+      </w:fldSimple>
       <w:r>
         <w:t xml:space="preserve"> Kode Model Random-Forest</w:t>
       </w:r>
@@ -6583,24 +6529,14 @@
       <w:r>
         <w:t xml:space="preserve">Tabel </w:t>
       </w:r>
-      <w:r>
-        <w:fldChar w:fldCharType="begin"/>
-      </w:r>
-      <w:r>
-        <w:instrText xml:space="preserve"> SEQ Tabel \* ARABIC </w:instrText>
-      </w:r>
-      <w:r>
-        <w:fldChar w:fldCharType="separate"/>
-      </w:r>
-      <w:r>
-        <w:rPr>
-          <w:noProof/>
-        </w:rPr>
-        <w:t>2</w:t>
-      </w:r>
-      <w:r>
-        <w:fldChar w:fldCharType="end"/>
-      </w:r>
+      <w:fldSimple w:instr=" SEQ Tabel \* ARABIC ">
+        <w:r>
+          <w:rPr>
+            <w:noProof/>
+          </w:rPr>
+          <w:t>2</w:t>
+        </w:r>
+      </w:fldSimple>
       <w:r>
         <w:t xml:space="preserve"> Hyperparameter Random-Forest</w:t>
       </w:r>
@@ -6655,6 +6591,7 @@
           <w:rFonts w:ascii="Times New Roman" w:hAnsi="Times New Roman" w:cs="Times New Roman"/>
           <w:b/>
           <w:bCs/>
+          <w:noProof/>
           <w:sz w:val="24"/>
           <w:szCs w:val="24"/>
           <w:lang w:val="en-US"/>
@@ -6675,7 +6612,7 @@
                     <pic:cNvPicPr/>
                   </pic:nvPicPr>
                   <pic:blipFill>
-                    <a:blip r:embed="rId14"/>
+                    <a:blip r:embed="rId16"/>
                     <a:stretch>
                       <a:fillRect/>
                     </a:stretch>
@@ -6713,24 +6650,14 @@
       <w:r>
         <w:t xml:space="preserve">Gambar  </w:t>
       </w:r>
-      <w:r>
-        <w:fldChar w:fldCharType="begin"/>
-      </w:r>
-      <w:r>
-        <w:instrText xml:space="preserve"> SEQ Gambar_ \* ARABIC </w:instrText>
-      </w:r>
-      <w:r>
-        <w:fldChar w:fldCharType="separate"/>
-      </w:r>
-      <w:r>
-        <w:rPr>
-          <w:noProof/>
-        </w:rPr>
-        <w:t>6</w:t>
-      </w:r>
-      <w:r>
-        <w:fldChar w:fldCharType="end"/>
-      </w:r>
+      <w:fldSimple w:instr=" SEQ Gambar_ \* ARABIC ">
+        <w:r>
+          <w:rPr>
+            <w:noProof/>
+          </w:rPr>
+          <w:t>6</w:t>
+        </w:r>
+      </w:fldSimple>
       <w:r>
         <w:t xml:space="preserve"> Kode Model XGboost</w:t>
       </w:r>
@@ -7446,24 +7373,14 @@
       <w:r>
         <w:t xml:space="preserve">Tabel </w:t>
       </w:r>
-      <w:r>
-        <w:fldChar w:fldCharType="begin"/>
-      </w:r>
-      <w:r>
-        <w:instrText xml:space="preserve"> SEQ Tabel \* ARABIC </w:instrText>
-      </w:r>
-      <w:r>
-        <w:fldChar w:fldCharType="separate"/>
-      </w:r>
-      <w:r>
-        <w:rPr>
-          <w:noProof/>
-        </w:rPr>
-        <w:t>3</w:t>
-      </w:r>
-      <w:r>
-        <w:fldChar w:fldCharType="end"/>
-      </w:r>
+      <w:fldSimple w:instr=" SEQ Tabel \* ARABIC ">
+        <w:r>
+          <w:rPr>
+            <w:noProof/>
+          </w:rPr>
+          <w:t>3</w:t>
+        </w:r>
+      </w:fldSimple>
       <w:r>
         <w:t xml:space="preserve"> parameter XGboost</w:t>
       </w:r>
@@ -7877,7 +7794,7 @@
                     <pic:cNvPicPr/>
                   </pic:nvPicPr>
                   <pic:blipFill>
-                    <a:blip r:embed="rId15"/>
+                    <a:blip r:embed="rId17"/>
                     <a:stretch>
                       <a:fillRect/>
                     </a:stretch>
@@ -7912,24 +7829,14 @@
       <w:r>
         <w:t xml:space="preserve">Gambar  </w:t>
       </w:r>
-      <w:r>
-        <w:fldChar w:fldCharType="begin"/>
-      </w:r>
-      <w:r>
-        <w:instrText xml:space="preserve"> SEQ Gambar_ \* ARABIC </w:instrText>
-      </w:r>
-      <w:r>
-        <w:fldChar w:fldCharType="separate"/>
-      </w:r>
-      <w:r>
-        <w:rPr>
-          <w:noProof/>
-        </w:rPr>
-        <w:t>7</w:t>
-      </w:r>
-      <w:r>
-        <w:fldChar w:fldCharType="end"/>
-      </w:r>
+      <w:fldSimple w:instr=" SEQ Gambar_ \* ARABIC ">
+        <w:r>
+          <w:rPr>
+            <w:noProof/>
+          </w:rPr>
+          <w:t>7</w:t>
+        </w:r>
+      </w:fldSimple>
       <w:r>
         <w:t xml:space="preserve"> Confusion Matrix Random-Forest</w:t>
       </w:r>
@@ -7963,7 +7870,7 @@
                     <pic:cNvPicPr/>
                   </pic:nvPicPr>
                   <pic:blipFill>
-                    <a:blip r:embed="rId16"/>
+                    <a:blip r:embed="rId18"/>
                     <a:stretch>
                       <a:fillRect/>
                     </a:stretch>
@@ -7998,24 +7905,14 @@
       <w:r>
         <w:t xml:space="preserve">Gambar  </w:t>
       </w:r>
-      <w:r>
-        <w:fldChar w:fldCharType="begin"/>
-      </w:r>
-      <w:r>
-        <w:instrText xml:space="preserve"> SEQ Gambar_ \* ARABIC </w:instrText>
-      </w:r>
-      <w:r>
-        <w:fldChar w:fldCharType="separate"/>
-      </w:r>
-      <w:r>
-        <w:rPr>
-          <w:noProof/>
-        </w:rPr>
-        <w:t>8</w:t>
-      </w:r>
-      <w:r>
-        <w:fldChar w:fldCharType="end"/>
-      </w:r>
+      <w:fldSimple w:instr=" SEQ Gambar_ \* ARABIC ">
+        <w:r>
+          <w:rPr>
+            <w:noProof/>
+          </w:rPr>
+          <w:t>8</w:t>
+        </w:r>
+      </w:fldSimple>
       <w:r>
         <w:t xml:space="preserve"> Confusion Matrix XGBoost</w:t>
       </w:r>
@@ -8313,7 +8210,7 @@
                     <pic:cNvPicPr/>
                   </pic:nvPicPr>
                   <pic:blipFill>
-                    <a:blip r:embed="rId17"/>
+                    <a:blip r:embed="rId19"/>
                     <a:stretch>
                       <a:fillRect/>
                     </a:stretch>
@@ -8348,24 +8245,14 @@
       <w:r>
         <w:t xml:space="preserve">Gambar  </w:t>
       </w:r>
-      <w:r>
-        <w:fldChar w:fldCharType="begin"/>
-      </w:r>
-      <w:r>
-        <w:instrText xml:space="preserve"> SEQ Gambar_ \* ARABIC </w:instrText>
-      </w:r>
-      <w:r>
-        <w:fldChar w:fldCharType="separate"/>
-      </w:r>
-      <w:r>
-        <w:rPr>
-          <w:noProof/>
-        </w:rPr>
-        <w:t>9</w:t>
-      </w:r>
-      <w:r>
-        <w:fldChar w:fldCharType="end"/>
-      </w:r>
+      <w:fldSimple w:instr=" SEQ Gambar_ \* ARABIC ">
+        <w:r>
+          <w:rPr>
+            <w:noProof/>
+          </w:rPr>
+          <w:t>9</w:t>
+        </w:r>
+      </w:fldSimple>
       <w:r>
         <w:t xml:space="preserve"> Perbandingan Roc Curve kedua model</w:t>
       </w:r>
@@ -9081,7 +8968,7 @@
                     <pic:cNvPicPr/>
                   </pic:nvPicPr>
                   <pic:blipFill>
-                    <a:blip r:embed="rId18"/>
+                    <a:blip r:embed="rId20"/>
                     <a:stretch>
                       <a:fillRect/>
                     </a:stretch>
@@ -9118,24 +9005,14 @@
       <w:r>
         <w:t xml:space="preserve">Gambar  </w:t>
       </w:r>
-      <w:r>
-        <w:fldChar w:fldCharType="begin"/>
-      </w:r>
-      <w:r>
-        <w:instrText xml:space="preserve"> SEQ Gambar_ \* ARABIC </w:instrText>
-      </w:r>
-      <w:r>
-        <w:fldChar w:fldCharType="separate"/>
-      </w:r>
-      <w:r>
-        <w:rPr>
-          <w:noProof/>
-        </w:rPr>
-        <w:t>10</w:t>
-      </w:r>
-      <w:r>
-        <w:fldChar w:fldCharType="end"/>
-      </w:r>
+      <w:fldSimple w:instr=" SEQ Gambar_ \* ARABIC ">
+        <w:r>
+          <w:rPr>
+            <w:noProof/>
+          </w:rPr>
+          <w:t>10</w:t>
+        </w:r>
+      </w:fldSimple>
       <w:r>
         <w:t xml:space="preserve"> 10 Fitur Highlight di Random Forest</w:t>
       </w:r>
@@ -9227,7 +9104,7 @@
                     <pic:cNvPicPr/>
                   </pic:nvPicPr>
                   <pic:blipFill>
-                    <a:blip r:embed="rId19"/>
+                    <a:blip r:embed="rId21"/>
                     <a:stretch>
                       <a:fillRect/>
                     </a:stretch>
@@ -9264,24 +9141,14 @@
       <w:r>
         <w:t xml:space="preserve">Gambar  </w:t>
       </w:r>
-      <w:r>
-        <w:fldChar w:fldCharType="begin"/>
-      </w:r>
-      <w:r>
-        <w:instrText xml:space="preserve"> SEQ Gambar_ \* ARABIC </w:instrText>
-      </w:r>
-      <w:r>
-        <w:fldChar w:fldCharType="separate"/>
-      </w:r>
-      <w:r>
-        <w:rPr>
-          <w:noProof/>
-        </w:rPr>
-        <w:t>11</w:t>
-      </w:r>
-      <w:r>
-        <w:fldChar w:fldCharType="end"/>
-      </w:r>
+      <w:fldSimple w:instr=" SEQ Gambar_ \* ARABIC ">
+        <w:r>
+          <w:rPr>
+            <w:noProof/>
+          </w:rPr>
+          <w:t>11</w:t>
+        </w:r>
+      </w:fldSimple>
       <w:r>
         <w:t xml:space="preserve"> Top 10 Fitur XGboost</w:t>
       </w:r>
@@ -10293,6 +10160,7 @@
       <w:r>
         <w:rPr>
           <w:rFonts w:ascii="Times New Roman" w:hAnsi="Times New Roman" w:cs="Times New Roman"/>
+          <w:noProof/>
           <w:sz w:val="24"/>
           <w:szCs w:val="24"/>
           <w:lang w:val="en-US"/>
@@ -10313,7 +10181,7 @@
                     <pic:cNvPicPr/>
                   </pic:nvPicPr>
                   <pic:blipFill>
-                    <a:blip r:embed="rId20"/>
+                    <a:blip r:embed="rId22"/>
                     <a:stretch>
                       <a:fillRect/>
                     </a:stretch>
@@ -10348,24 +10216,14 @@
       <w:r>
         <w:t xml:space="preserve">Gambar  </w:t>
       </w:r>
-      <w:r>
-        <w:fldChar w:fldCharType="begin"/>
-      </w:r>
-      <w:r>
-        <w:instrText xml:space="preserve"> SEQ Gambar_ \* ARABIC </w:instrText>
-      </w:r>
-      <w:r>
-        <w:fldChar w:fldCharType="separate"/>
-      </w:r>
-      <w:r>
-        <w:rPr>
-          <w:noProof/>
-        </w:rPr>
-        <w:t>12</w:t>
-      </w:r>
-      <w:r>
-        <w:fldChar w:fldCharType="end"/>
-      </w:r>
+      <w:fldSimple w:instr=" SEQ Gambar_ \* ARABIC ">
+        <w:r>
+          <w:rPr>
+            <w:noProof/>
+          </w:rPr>
+          <w:t>12</w:t>
+        </w:r>
+      </w:fldSimple>
       <w:r>
         <w:t xml:space="preserve"> Kode uji statistik Wilcoxon</w:t>
       </w:r>
@@ -11327,24 +11185,14 @@
       <w:r>
         <w:t xml:space="preserve">Gambar  </w:t>
       </w:r>
-      <w:r>
-        <w:fldChar w:fldCharType="begin"/>
-      </w:r>
-      <w:r>
-        <w:instrText xml:space="preserve"> SEQ Gambar_ \* ARABIC </w:instrText>
-      </w:r>
-      <w:r>
-        <w:fldChar w:fldCharType="separate"/>
-      </w:r>
-      <w:r>
-        <w:rPr>
-          <w:noProof/>
-        </w:rPr>
-        <w:t>13</w:t>
-      </w:r>
-      <w:r>
-        <w:fldChar w:fldCharType="end"/>
-      </w:r>
+      <w:fldSimple w:instr=" SEQ Gambar_ \* ARABIC ">
+        <w:r>
+          <w:rPr>
+            <w:noProof/>
+          </w:rPr>
+          <w:t>13</w:t>
+        </w:r>
+      </w:fldSimple>
       <w:r>
         <w:t xml:space="preserve"> </w:t>
       </w:r>
@@ -11967,24 +11815,14 @@
       <w:r>
         <w:t xml:space="preserve">Gambar  </w:t>
       </w:r>
-      <w:r>
-        <w:fldChar w:fldCharType="begin"/>
-      </w:r>
-      <w:r>
-        <w:instrText xml:space="preserve"> SEQ Gambar_ \* ARABIC </w:instrText>
-      </w:r>
-      <w:r>
-        <w:fldChar w:fldCharType="separate"/>
-      </w:r>
-      <w:r>
-        <w:rPr>
-          <w:noProof/>
-        </w:rPr>
-        <w:t>14</w:t>
-      </w:r>
-      <w:r>
-        <w:fldChar w:fldCharType="end"/>
-      </w:r>
+      <w:fldSimple w:instr=" SEQ Gambar_ \* ARABIC ">
+        <w:r>
+          <w:rPr>
+            <w:noProof/>
+          </w:rPr>
+          <w:t>14</w:t>
+        </w:r>
+      </w:fldSimple>
       <w:r>
         <w:t xml:space="preserve"> </w:t>
       </w:r>
@@ -14341,9 +14179,11 @@
       </w:pPr>
     </w:p>
     <w:sectPr>
-      <w:headerReference w:type="default" r:id="rId21"/>
+      <w:headerReference w:type="default" r:id="rId23"/>
+      <w:footerReference w:type="default" r:id="rId24"/>
       <w:pgSz w:w="11906" w:h="16838"/>
       <w:pgMar w:top="1701" w:right="1418" w:bottom="1418" w:left="2155" w:header="709" w:footer="709" w:gutter="0"/>
+      <w:pgNumType w:start="1"/>
       <w:cols w:space="708"/>
       <w:docGrid w:linePitch="360"/>
     </w:sectPr>
@@ -14374,6 +14214,180 @@
     </w:p>
   </w:endnote>
 </w:endnotes>
+</file>
+
+<file path=word/footer1.xml><?xml version="1.0" encoding="utf-8"?>
+<w:ftr xmlns:wpc="http://schemas.microsoft.com/office/word/2010/wordprocessingCanvas" xmlns:cx="http://schemas.microsoft.com/office/drawing/2014/chartex" xmlns:cx1="http://schemas.microsoft.com/office/drawing/2015/9/8/chartex" xmlns:cx2="http://schemas.microsoft.com/office/drawing/2015/10/21/chartex" xmlns:cx3="http://schemas.microsoft.com/office/drawing/2016/5/9/chartex" xmlns:cx4="http://schemas.microsoft.com/office/drawing/2016/5/10/chartex" xmlns:cx5="http://schemas.microsoft.com/office/drawing/2016/5/11/chartex" xmlns:cx6="http://schemas.microsoft.com/office/drawing/2016/5/12/chartex" xmlns:cx7="http://schemas.microsoft.com/office/drawing/2016/5/13/chartex" xmlns:cx8="http://schemas.microsoft.com/office/drawing/2016/5/14/chartex" xmlns:mc="http://schemas.openxmlformats.org/markup-compatibility/2006" xmlns:aink="http://schemas.microsoft.com/office/drawing/2016/ink" xmlns:am3d="http://schemas.microsoft.com/office/drawing/2017/model3d" xmlns:o="urn:schemas-microsoft-com:office:office" xmlns:oel="http://schemas.microsoft.com/office/2019/extlst" xmlns:r="http://schemas.openxmlformats.org/officeDocument/2006/relationships" xmlns:m="http://schemas.openxmlformats.org/officeDocument/2006/math" xmlns:v="urn:schemas-microsoft-com:vml" xmlns:wp14="http://schemas.microsoft.com/office/word/2010/wordprocessingDrawing" xmlns:wp="http://schemas.openxmlformats.org/drawingml/2006/wordprocessingDrawing" xmlns:w10="urn:schemas-microsoft-com:office:word" xmlns:w="http://schemas.openxmlformats.org/wordprocessingml/2006/main" xmlns:w14="http://schemas.microsoft.com/office/word/2010/wordml" xmlns:w15="http://schemas.microsoft.com/office/word/2012/wordml" xmlns:w16cex="http://schemas.microsoft.com/office/word/2018/wordml/cex" xmlns:w16cid="http://schemas.microsoft.com/office/word/2016/wordml/cid" xmlns:w16="http://schemas.microsoft.com/office/word/2018/wordml" xmlns:w16du="http://schemas.microsoft.com/office/word/2023/wordml/word16du" xmlns:w16sdtdh="http://schemas.microsoft.com/office/word/2020/wordml/sdtdatahash" xmlns:w16sdtfl="http://schemas.microsoft.com/office/word/2024/wordml/sdtformatlock" xmlns:w16se="http://schemas.microsoft.com/office/word/2015/wordml/symex" xmlns:wpg="http://schemas.microsoft.com/office/word/2010/wordprocessingGroup" xmlns:wpi="http://schemas.microsoft.com/office/word/2010/wordprocessingInk" xmlns:wne="http://schemas.microsoft.com/office/word/2006/wordml" xmlns:wps="http://schemas.microsoft.com/office/word/2010/wordprocessingShape" mc:Ignorable="w14 w15 w16se w16cid w16 w16cex w16sdtdh w16sdtfl w16du wp14">
+  <w:sdt>
+    <w:sdtPr>
+      <w:id w:val="309533961"/>
+      <w:docPartObj>
+        <w:docPartGallery w:val="Page Numbers (Bottom of Page)"/>
+        <w:docPartUnique/>
+      </w:docPartObj>
+    </w:sdtPr>
+    <w:sdtEndPr>
+      <w:rPr>
+        <w:noProof/>
+      </w:rPr>
+    </w:sdtEndPr>
+    <w:sdtContent>
+      <w:p>
+        <w:pPr>
+          <w:pStyle w:val="Footer"/>
+          <w:jc w:val="center"/>
+        </w:pPr>
+        <w:r>
+          <w:fldChar w:fldCharType="begin"/>
+        </w:r>
+        <w:r>
+          <w:instrText xml:space="preserve"> PAGE   \* MERGEFORMAT </w:instrText>
+        </w:r>
+        <w:r>
+          <w:fldChar w:fldCharType="separate"/>
+        </w:r>
+        <w:r>
+          <w:rPr>
+            <w:noProof/>
+          </w:rPr>
+          <w:t>2</w:t>
+        </w:r>
+        <w:r>
+          <w:rPr>
+            <w:noProof/>
+          </w:rPr>
+          <w:fldChar w:fldCharType="end"/>
+        </w:r>
+      </w:p>
+    </w:sdtContent>
+  </w:sdt>
+  <w:p>
+    <w:pPr>
+      <w:pStyle w:val="Footer"/>
+    </w:pPr>
+  </w:p>
+</w:ftr>
+</file>
+
+<file path=word/footer2.xml><?xml version="1.0" encoding="utf-8"?>
+<w:ftr xmlns:wpc="http://schemas.microsoft.com/office/word/2010/wordprocessingCanvas" xmlns:cx="http://schemas.microsoft.com/office/drawing/2014/chartex" xmlns:cx1="http://schemas.microsoft.com/office/drawing/2015/9/8/chartex" xmlns:cx2="http://schemas.microsoft.com/office/drawing/2015/10/21/chartex" xmlns:cx3="http://schemas.microsoft.com/office/drawing/2016/5/9/chartex" xmlns:cx4="http://schemas.microsoft.com/office/drawing/2016/5/10/chartex" xmlns:cx5="http://schemas.microsoft.com/office/drawing/2016/5/11/chartex" xmlns:cx6="http://schemas.microsoft.com/office/drawing/2016/5/12/chartex" xmlns:cx7="http://schemas.microsoft.com/office/drawing/2016/5/13/chartex" xmlns:cx8="http://schemas.microsoft.com/office/drawing/2016/5/14/chartex" xmlns:mc="http://schemas.openxmlformats.org/markup-compatibility/2006" xmlns:aink="http://schemas.microsoft.com/office/drawing/2016/ink" xmlns:am3d="http://schemas.microsoft.com/office/drawing/2017/model3d" xmlns:o="urn:schemas-microsoft-com:office:office" xmlns:oel="http://schemas.microsoft.com/office/2019/extlst" xmlns:r="http://schemas.openxmlformats.org/officeDocument/2006/relationships" xmlns:m="http://schemas.openxmlformats.org/officeDocument/2006/math" xmlns:v="urn:schemas-microsoft-com:vml" xmlns:wp14="http://schemas.microsoft.com/office/word/2010/wordprocessingDrawing" xmlns:wp="http://schemas.openxmlformats.org/drawingml/2006/wordprocessingDrawing" xmlns:w10="urn:schemas-microsoft-com:office:word" xmlns:w="http://schemas.openxmlformats.org/wordprocessingml/2006/main" xmlns:w14="http://schemas.microsoft.com/office/word/2010/wordml" xmlns:w15="http://schemas.microsoft.com/office/word/2012/wordml" xmlns:w16cex="http://schemas.microsoft.com/office/word/2018/wordml/cex" xmlns:w16cid="http://schemas.microsoft.com/office/word/2016/wordml/cid" xmlns:w16="http://schemas.microsoft.com/office/word/2018/wordml" xmlns:w16du="http://schemas.microsoft.com/office/word/2023/wordml/word16du" xmlns:w16sdtdh="http://schemas.microsoft.com/office/word/2020/wordml/sdtdatahash" xmlns:w16sdtfl="http://schemas.microsoft.com/office/word/2024/wordml/sdtformatlock" xmlns:w16se="http://schemas.microsoft.com/office/word/2015/wordml/symex" xmlns:wpg="http://schemas.microsoft.com/office/word/2010/wordprocessingGroup" xmlns:wpi="http://schemas.microsoft.com/office/word/2010/wordprocessingInk" xmlns:wne="http://schemas.microsoft.com/office/word/2006/wordml" xmlns:wps="http://schemas.microsoft.com/office/word/2010/wordprocessingShape" mc:Ignorable="w14 w15 w16se w16cid w16 w16cex w16sdtdh w16sdtfl w16du wp14">
+  <w:sdt>
+    <w:sdtPr>
+      <w:id w:val="238841427"/>
+      <w:docPartObj>
+        <w:docPartGallery w:val="Page Numbers (Bottom of Page)"/>
+        <w:docPartUnique/>
+      </w:docPartObj>
+    </w:sdtPr>
+    <w:sdtEndPr>
+      <w:rPr>
+        <w:noProof/>
+        <w:color w:val="FFFFFF" w:themeColor="background1"/>
+      </w:rPr>
+    </w:sdtEndPr>
+    <w:sdtContent>
+      <w:p>
+        <w:pPr>
+          <w:pStyle w:val="Footer"/>
+          <w:jc w:val="center"/>
+          <w:rPr>
+            <w:color w:val="FFFFFF" w:themeColor="background1"/>
+          </w:rPr>
+        </w:pPr>
+        <w:r>
+          <w:rPr>
+            <w:color w:val="FFFFFF" w:themeColor="background1"/>
+          </w:rPr>
+          <w:fldChar w:fldCharType="begin"/>
+        </w:r>
+        <w:r>
+          <w:rPr>
+            <w:color w:val="FFFFFF" w:themeColor="background1"/>
+          </w:rPr>
+          <w:instrText xml:space="preserve"> PAGE   \* MERGEFORMAT </w:instrText>
+        </w:r>
+        <w:r>
+          <w:rPr>
+            <w:color w:val="FFFFFF" w:themeColor="background1"/>
+          </w:rPr>
+          <w:fldChar w:fldCharType="separate"/>
+        </w:r>
+        <w:r>
+          <w:rPr>
+            <w:noProof/>
+            <w:color w:val="FFFFFF" w:themeColor="background1"/>
+          </w:rPr>
+          <w:t>2</w:t>
+        </w:r>
+        <w:r>
+          <w:rPr>
+            <w:noProof/>
+            <w:color w:val="FFFFFF" w:themeColor="background1"/>
+          </w:rPr>
+          <w:fldChar w:fldCharType="end"/>
+        </w:r>
+      </w:p>
+    </w:sdtContent>
+  </w:sdt>
+  <w:p>
+    <w:pPr>
+      <w:pStyle w:val="Footer"/>
+    </w:pPr>
+  </w:p>
+</w:ftr>
+</file>
+
+<file path=word/footer3.xml><?xml version="1.0" encoding="utf-8"?>
+<w:ftr xmlns:wpc="http://schemas.microsoft.com/office/word/2010/wordprocessingCanvas" xmlns:cx="http://schemas.microsoft.com/office/drawing/2014/chartex" xmlns:cx1="http://schemas.microsoft.com/office/drawing/2015/9/8/chartex" xmlns:cx2="http://schemas.microsoft.com/office/drawing/2015/10/21/chartex" xmlns:cx3="http://schemas.microsoft.com/office/drawing/2016/5/9/chartex" xmlns:cx4="http://schemas.microsoft.com/office/drawing/2016/5/10/chartex" xmlns:cx5="http://schemas.microsoft.com/office/drawing/2016/5/11/chartex" xmlns:cx6="http://schemas.microsoft.com/office/drawing/2016/5/12/chartex" xmlns:cx7="http://schemas.microsoft.com/office/drawing/2016/5/13/chartex" xmlns:cx8="http://schemas.microsoft.com/office/drawing/2016/5/14/chartex" xmlns:mc="http://schemas.openxmlformats.org/markup-compatibility/2006" xmlns:aink="http://schemas.microsoft.com/office/drawing/2016/ink" xmlns:am3d="http://schemas.microsoft.com/office/drawing/2017/model3d" xmlns:o="urn:schemas-microsoft-com:office:office" xmlns:oel="http://schemas.microsoft.com/office/2019/extlst" xmlns:r="http://schemas.openxmlformats.org/officeDocument/2006/relationships" xmlns:m="http://schemas.openxmlformats.org/officeDocument/2006/math" xmlns:v="urn:schemas-microsoft-com:vml" xmlns:wp14="http://schemas.microsoft.com/office/word/2010/wordprocessingDrawing" xmlns:wp="http://schemas.openxmlformats.org/drawingml/2006/wordprocessingDrawing" xmlns:w10="urn:schemas-microsoft-com:office:word" xmlns:w="http://schemas.openxmlformats.org/wordprocessingml/2006/main" xmlns:w14="http://schemas.microsoft.com/office/word/2010/wordml" xmlns:w15="http://schemas.microsoft.com/office/word/2012/wordml" xmlns:w16cex="http://schemas.microsoft.com/office/word/2018/wordml/cex" xmlns:w16cid="http://schemas.microsoft.com/office/word/2016/wordml/cid" xmlns:w16="http://schemas.microsoft.com/office/word/2018/wordml" xmlns:w16du="http://schemas.microsoft.com/office/word/2023/wordml/word16du" xmlns:w16sdtdh="http://schemas.microsoft.com/office/word/2020/wordml/sdtdatahash" xmlns:w16sdtfl="http://schemas.microsoft.com/office/word/2024/wordml/sdtformatlock" xmlns:w16se="http://schemas.microsoft.com/office/word/2015/wordml/symex" xmlns:wpg="http://schemas.microsoft.com/office/word/2010/wordprocessingGroup" xmlns:wpi="http://schemas.microsoft.com/office/word/2010/wordprocessingInk" xmlns:wne="http://schemas.microsoft.com/office/word/2006/wordml" xmlns:wps="http://schemas.microsoft.com/office/word/2010/wordprocessingShape" mc:Ignorable="w14 w15 w16se w16cid w16 w16cex w16sdtdh w16sdtfl w16du wp14">
+  <w:sdt>
+    <w:sdtPr>
+      <w:id w:val="1370648344"/>
+      <w:docPartObj>
+        <w:docPartGallery w:val="Page Numbers (Bottom of Page)"/>
+        <w:docPartUnique/>
+      </w:docPartObj>
+    </w:sdtPr>
+    <w:sdtEndPr>
+      <w:rPr>
+        <w:noProof/>
+      </w:rPr>
+    </w:sdtEndPr>
+    <w:sdtContent>
+      <w:p>
+        <w:pPr>
+          <w:pStyle w:val="Footer"/>
+          <w:jc w:val="center"/>
+        </w:pPr>
+        <w:r>
+          <w:fldChar w:fldCharType="begin"/>
+        </w:r>
+        <w:r>
+          <w:instrText xml:space="preserve"> PAGE   \* MERGEFORMAT </w:instrText>
+        </w:r>
+        <w:r>
+          <w:fldChar w:fldCharType="separate"/>
+        </w:r>
+        <w:r>
+          <w:rPr>
+            <w:noProof/>
+          </w:rPr>
+          <w:t>2</w:t>
+        </w:r>
+        <w:r>
+          <w:rPr>
+            <w:noProof/>
+          </w:rPr>
+          <w:fldChar w:fldCharType="end"/>
+        </w:r>
+      </w:p>
+    </w:sdtContent>
+  </w:sdt>
+  <w:p>
+    <w:pPr>
+      <w:pStyle w:val="Footer"/>
+    </w:pPr>
+  </w:p>
+</w:ftr>
 </file>
 
 <file path=word/footnotes.xml><?xml version="1.0" encoding="utf-8"?>
